--- a/companies/saltmarsh-environmental/People/2018.10.09 - Onboarding - William Schwartz.docx
+++ b/companies/saltmarsh-environmental/People/2018.10.09 - Onboarding - William Schwartz.docx
@@ -7,27 +7,27 @@
         <w:pStyle w:val="Heading1"/>
       </w:pPr>
       <w:r>
-        <w:t>Onboarding Record: William Schwartz</w:t>
+        <w:t>Personnel Record: William Schwartz</w:t>
       </w:r>
     </w:p>
     <w:p>
       <w:r>
-        <w:t>The boat, the meters, and everything that has to be calibrated before a truck leaves the lot now belong to William Schwartz, who joins the consulting group as a Field Technician. Welcome. He is here for the water end of the field work and for the equipment that makes it possible, and I have told him already that I would rather lose a field day than collect something we will not trust. He seemed unsurprised by that, which is part of why we hired him.</w:t>
+        <w:t>This is to note that William Schwartz started with us on Monday as a Field Technician. We were looking for someone who could carry the physical side of a field day without it becoming a production, and after a season of short-handed sampling I am relieved to have him. He came recommended as reliable in the kind of weather that sends other crews home early, and a firm that works the estuary on the tide's clock rather than the office's cannot really afford otherwise.</w:t>
       </w:r>
     </w:p>
     <w:p>
       <w:r>
-        <w:t>Where he sits. William works to me and takes his day-to-day assignments from whoever is leading the engagement. On any question of whether a field day is safe or a plan is workable on the water, he decides, and he does not need to negotiate it with the engagement lead or with a client's schedule. If someone leans on him about that, I want to hear it. A plan that cannot be executed in the actual tide and the actual weather is not a plan we agreed to, whatever the letter says. The cost of a moved field day is a moved field day. The cost of a bad one is a number we have to stand behind for years.</w:t>
+        <w:t>William will handle the equipment and the transects, the ground-level mechanics that keep a sampling program moving: gear staged and working, lines run where the plan says they run, stations reached before the water turns them into a different site. On paper he is spare, and I take that as a good sign rather than a gap; a field log wants conditions recorded plainly and nothing added that was not there to begin with. William reports to John Sanchez, our Senior Scientist, who sets the field plan and reviews the day's records.</w:t>
       </w:r>
     </w:p>
     <w:p>
       <w:r>
-        <w:t>First period. Health and safety orientation before any site visit; water safety before any work off a boat. In the first weeks: inventory the equipment and tell me what is out of calibration, past its service, or not worth carrying anymore; go through the mobilization checklist and mark what is missing from it; and read a completed sampling file end to end so you can see how the field day turns into a record that outlives it. The inventory in particular is not a formality. Nobody has looked at that shelf with fresh eyes in a long while, and I would rather find out now what is on it than on a morning when we are already on the water.</w:t>
+        <w:t>What I ask of anyone new on the field side is the same, and I will say it to William plainly. The record you keep is the report we write. Station, time, condition, and an honest note of anything that went differently than planned. If a tide or a piece of gear forced a change out on the flat, that belongs in the log while it is fresh, not in somebody's memory a week later when the workbook is being built. The number I cannot check against a field record is a number I will not submit.</w:t>
       </w:r>
     </w:p>
     <w:p>
       <w:r>
-        <w:t>What I expect. Say when a plan will not work in the field, and say it early, in the plain terms you used in the interview. Write what happened, what it was measured with, and nothing beyond that; the notebook is a record, not an account of your reasoning. If an instrument drifted, that goes in the notebook the same day, not into somebody's memory of the morning. Nothing leaves this office with a figure in it that has not been checked, and a figure from an instrument nobody calibrated is not a figure at all.</w:t>
+        <w:t>His first weeks will run alongside John and the rest of the field crew, so our logging and chain-of-custody habits settle in before he takes a program on his own. The equipment, the tide tables, and the standing rule about never working a channel without someone knowing the plan are John's to hand over, and they are not up for negotiation. Give him a hand when you see him hauling gear at the dock. Glad to have you aboard, William.</w:t>
       </w:r>
     </w:p>
     <w:p>
